--- a/Programacion II/Kit docente/Clase 8/Guion Docente Clase 8 - Documentacion y QA Javadoc y pruebas.docx
+++ b/Programacion II/Kit docente/Clase 8/Guion Docente Clase 8 - Documentacion y QA Javadoc y pruebas.docx
@@ -372,7 +372,7 @@
           <w:color w:val="4A4A49"/>
           <w:sz w:val="22"/>
         </w:rPr>
-        <w:t>Pregunta al aire (2 min): ¿donde encaja esto en el VetCare de su equipo?</w:t>
+        <w:t>Pregunta al aire (2 min): ¿donde encaja esto en su VetCare?</w:t>
       </w:r>
     </w:p>
     <w:p>
@@ -464,7 +464,7 @@
           <w:color w:val="4A4A49"/>
           <w:sz w:val="22"/>
         </w:rPr>
-        <w:t xml:space="preserve"> «Equipos: abran su proyecto VetCare. Esto suma a la rubrica del PI.»</w:t>
+        <w:t xml:space="preserve"> «Abran su proyecto VetCare. Trabajo individual por defecto; si autorice equipo, el archivo puede ser compartido pero cada uno entrega en ExamLab. Esto suma a la rubrica del PI.»</w:t>
       </w:r>
     </w:p>
     <w:p>
@@ -549,7 +549,7 @@
           <w:color w:val="4A4A49"/>
           <w:sz w:val="22"/>
         </w:rPr>
-        <w:t>Circular por los equipos. Empujar evidencia funcionando, no perfeccionismo.</w:t>
+        <w:t>Circular por los puestos. Empujar evidencia funcionando, no perfeccionismo.</w:t>
       </w:r>
     </w:p>
     <w:p>

--- a/Programacion II/Kit docente/Clase 8/Guion Docente Clase 8 - Documentacion y QA Javadoc y pruebas.docx
+++ b/Programacion II/Kit docente/Clase 8/Guion Docente Clase 8 - Documentacion y QA Javadoc y pruebas.docx
@@ -156,6 +156,7 @@
       <w:r>
         <w:rPr>
           <w:rFonts w:ascii="Consolas" w:hAnsi="Consolas"/>
+          <w:b w:val="0"/>
           <w:color w:val="111111"/>
           <w:sz w:val="21"/>
         </w:rPr>
@@ -430,6 +431,7 @@
       <w:r>
         <w:rPr>
           <w:rFonts w:ascii="Consolas" w:hAnsi="Consolas"/>
+          <w:b w:val="0"/>
           <w:color w:val="111111"/>
           <w:sz w:val="21"/>
         </w:rPr>
@@ -597,6 +599,7 @@
       <w:r>
         <w:rPr>
           <w:rFonts w:ascii="Consolas" w:hAnsi="Consolas"/>
+          <w:b w:val="0"/>
           <w:color w:val="111111"/>
           <w:sz w:val="21"/>
         </w:rPr>
@@ -664,6 +667,7 @@
       <w:r>
         <w:rPr>
           <w:rFonts w:ascii="Consolas" w:hAnsi="Consolas"/>
+          <w:b w:val="0"/>
           <w:color w:val="111111"/>
           <w:sz w:val="21"/>
         </w:rPr>

--- a/Programacion II/Kit docente/Clase 8/Guion Docente Clase 8 - Documentacion y QA Javadoc y pruebas.docx
+++ b/Programacion II/Kit docente/Clase 8/Guion Docente Clase 8 - Documentacion y QA Javadoc y pruebas.docx
@@ -130,7 +130,7 @@
           <w:color w:val="4A4A49"/>
           <w:sz w:val="22"/>
         </w:rPr>
-        <w:t xml:space="preserve"> Apache NetBeans</w:t>
+        <w:t xml:space="preserve"> Visual Studio Code (Java)</w:t>
       </w:r>
     </w:p>
     <w:p>
@@ -208,7 +208,7 @@
           <w:color w:val="4A4A49"/>
           <w:sz w:val="22"/>
         </w:rPr>
-        <w:t>Un bloque Javadoc se escribe con /** y se cierra con */, y va inmediatamente encima de la clase, del constructor, del atributo o del metodo que documenta (si lo pone debajo, no sirve). La primera frase debe ser un resumen corto que termine en punto, porque esa frase es la que aparece en las tablas resumen del HTML generado. Despues vienen las etiquetas: @param una por cada parametro con su nombre exacto, @return si el metodo devuelve algo, @throws por cada excepcion documentada, y a nivel de clase @author y @version. Se pueden usar marcas como {@code M-001} para que un texto se vea con tipografia de codigo y @see para remitir a otra clase. Lo que se genera es un sitio web: en NetBeans es clic derecho sobre el proyecto, Generate Javadoc, y el IDE ejecuta la herramienta javadoc del JDK, crea la carpeta dist/javadoc y abre el navegador con la misma cara que tiene la documentacion oficial de Java. Un beneficio inmediato que se ve sin generar nada: apenas usted escribe el Javadoc, NetBeans se lo muestra en el globo de ayuda cuando alguien invoca el metodo con Ctrl+Espacio.</w:t>
+        <w:t>Un bloque Javadoc se escribe con /** y se cierra con */, y va inmediatamente encima de la clase, del constructor, del atributo o del metodo que documenta (si lo pone debajo, no sirve). La primera frase debe ser un resumen corto que termine en punto, porque esa frase es la que aparece en las tablas resumen del HTML generado. Despues vienen las etiquetas: @param una por cada parametro con su nombre exacto, @return si el metodo devuelve algo, @throws por cada excepcion documentada, y a nivel de clase @author y @version. Se pueden usar marcas como {@code M-001} para que un texto se vea con tipografia de codigo y @see para remitir a otra clase. Lo que se genera es un sitio web: en VS Code se corre la herramienta del JDK desde la terminal integrada, «javadoc -d docs -private src/vetcare/*.java», que crea la carpeta docs/ y deja un index.html que se abre en el navegador con la misma cara que tiene la documentacion oficial de Java. Un beneficio inmediato que se ve sin generar nada: apenas usted escribe el Javadoc, VS Code se lo muestra al pasar el cursor cuando alguien invoca el metodo con Ctrl+Espacio.</w:t>
       </w:r>
     </w:p>
     <w:p>
@@ -238,7 +238,7 @@
           <w:color w:val="4A4A49"/>
           <w:sz w:val="22"/>
         </w:rPr>
-        <w:t>JUnit es la herramienta que convierte esos casos en codigo que se ejecuta solo. En NetBeans se agrega con clic derecho sobre el proyecto, en Test Libraries, y las clases de prueba viven en Test Packages, separadas del codigo de produccion; la convencion es AgendaServiceTest para probar AgendaService. Cada caso es un metodo publico anotado con @Test cuyo nombre describe el escenario (agendar_mascotaInactiva_lanzaIllegalStateException), con un metodo anotado @Before o @BeforeEach que arma el estado limpio antes de cada caso, para que ninguna prueba dependa de la anterior. Las comprobaciones se hacen con assertEquals(esperado, obtenido), assertTrue(condicion) y assertThrows(IllegalStateException.class, () -&gt; agenda.agendar(...)), que es la forma moderna de verificar que algo debe fallar. La diferencia con la prueba manual es importante y hay que decirla completa: la prueba unitaria es automatica, repetible, rapida y prueba logica aislada, y por eso se corre cada vez que se toca el codigo; la prueba manual la hace un humano usando la interfaz, sirve para lo que no se puede automatizar facil (que el JOptionPane se lea bien, que la ventana no se congele, que el flujo tenga sentido para la recepcionista) y no reemplaza a la otra. Y aqui se cobra la clase 6: como la regla de agendar vive en AgendaService y no dentro de un boton, se puede probar sin abrir ni una sola ventana.</w:t>
+        <w:t>JUnit es la herramienta que convierte esos casos en codigo que se ejecuta solo. En VS Code se agrega desde la vista Testing (el icono del matraz) con «Enable Java Tests» &gt; JUnit 5, que baja los .jar solo; las clases de prueba viven en la carpeta test/, separadas del codigo de produccion; la convencion es AgendaServiceTest para probar AgendaService. Cada caso es un metodo publico anotado con @Test cuyo nombre describe el escenario (agendar_mascotaInactiva_lanzaIllegalStateException), con un metodo anotado @Before o @BeforeEach que arma el estado limpio antes de cada caso, para que ninguna prueba dependa de la anterior. Las comprobaciones se hacen con assertEquals(esperado, obtenido), assertTrue(condicion) y assertThrows(IllegalStateException.class, () -&gt; agenda.agendar(...)), que es la forma moderna de verificar que algo debe fallar. La diferencia con la prueba manual es importante y hay que decirla completa: la prueba unitaria es automatica, repetible, rapida y prueba logica aislada, y por eso se corre cada vez que se toca el codigo; la prueba manual la hace un humano usando la interfaz, sirve para lo que no se puede automatizar facil (que el JOptionPane se lea bien, que la ventana no se congele, que el flujo tenga sentido para la recepcionista) y no reemplaza a la otra. Y aqui se cobra la clase 6: como la regla de agendar vive en AgendaService y no dentro de un boton, se puede probar sin abrir ni una sola ventana.</w:t>
       </w:r>
     </w:p>
     <w:p>
@@ -266,7 +266,7 @@
           <w:color w:val="4A4A49"/>
           <w:sz w:val="22"/>
         </w:rPr>
-        <w:t xml:space="preserve"> El docente escribe un bloque Javadoc, genera la documentacion HTML desde NetBeans y luego corre las pruebas mostrando la barra en rojo, corrige la regla y la muestra en verde.</w:t>
+        <w:t xml:space="preserve"> El docente escribe un bloque Javadoc, genera la documentacion HTML con javadoc desde la terminal integrada y luego corre las pruebas mostrando la barra en rojo, corrige la regla y la muestra en verde.</w:t>
       </w:r>
     </w:p>
     <w:p>
@@ -414,7 +414,7 @@
           <w:color w:val="4A4A49"/>
           <w:sz w:val="22"/>
         </w:rPr>
-        <w:t>Demo: El docente escribe un bloque Javadoc, genera la documentacion HTML desde NetBeans y luego corre las pruebas mostrando la barra en rojo, corrige la regla y la muestra en verde.</w:t>
+        <w:t>Demo: El docente escribe un bloque Javadoc, genera la documentacion HTML con javadoc desde la terminal integrada y luego corre las pruebas mostrando la barra en rojo, corrige la regla y la muestra en verde.</w:t>
       </w:r>
     </w:p>
     <w:p>
@@ -502,7 +502,7 @@
           <w:color w:val="4A4A49"/>
           <w:sz w:val="22"/>
         </w:rPr>
-        <w:t>Renombre al menos tres identificadores pobres del proyecto (por ejemplo validar por agendar, b por mascotaActiva, dato1 por idMascota) usando Refactor &gt; Rename de NetBeans para que el cambio se propague sin romper nada.</w:t>
+        <w:t>Renombre al menos tres identificadores pobres del proyecto (por ejemplo validar por agendar, b por mascotaActiva, dato1 por idMascota) usando Rename Symbol (F2) de VS Code para que el cambio se propague sin romper nada.</w:t>
       </w:r>
     </w:p>
     <w:p>
